--- a/src/content/bios/Hansenne-M 2016.docx
+++ b/src/content/bios/Hansenne-M 2016.docx
@@ -1,6 +1,6 @@
 
 <file path=word/document.xml><?xml version="1.0" encoding="utf-8"?>
-<w:document xmlns:wpc="http://schemas.microsoft.com/office/word/2010/wordprocessingCanvas" xmlns:cx="http://schemas.microsoft.com/office/drawing/2014/chartex" xmlns:cx1="http://schemas.microsoft.com/office/drawing/2015/9/8/chartex" xmlns:cx2="http://schemas.microsoft.com/office/drawing/2015/10/21/chartex" xmlns:cx3="http://schemas.microsoft.com/office/drawing/2016/5/9/chartex" xmlns:cx4="http://schemas.microsoft.com/office/drawing/2016/5/10/chartex" xmlns:cx5="http://schemas.microsoft.com/office/drawing/2016/5/11/chartex" xmlns:cx6="http://schemas.microsoft.com/office/drawing/2016/5/12/chartex" xmlns:cx7="http://schemas.microsoft.com/office/drawing/2016/5/13/chartex" xmlns:cx8="http://schemas.microsoft.com/office/drawing/2016/5/14/chartex" xmlns:mc="http://schemas.openxmlformats.org/markup-compatibility/2006" xmlns:aink="http://schemas.microsoft.com/office/drawing/2016/ink" xmlns:am3d="http://schemas.microsoft.com/office/drawing/2017/model3d" xmlns:o="urn:schemas-microsoft-com:office:office" xmlns:oel="http://schemas.microsoft.com/office/2019/extlst" xmlns:r="http://schemas.openxmlformats.org/officeDocument/2006/relationships" xmlns:m="http://schemas.openxmlformats.org/officeDocument/2006/math" xmlns:v="urn:schemas-microsoft-com:vml" xmlns:wp14="http://schemas.microsoft.com/office/word/2010/wordprocessingDrawing" xmlns:wp="http://schemas.openxmlformats.org/drawingml/2006/wordprocessingDrawing" xmlns:w10="urn:schemas-microsoft-com:office:word" xmlns:w="http://schemas.openxmlformats.org/wordprocessingml/2006/main" xmlns:w14="http://schemas.microsoft.com/office/word/2010/wordml" xmlns:w15="http://schemas.microsoft.com/office/word/2012/wordml" xmlns:w16cex="http://schemas.microsoft.com/office/word/2018/wordml/cex" xmlns:w16cid="http://schemas.microsoft.com/office/word/2016/wordml/cid" xmlns:w16="http://schemas.microsoft.com/office/word/2018/wordml" xmlns:w16du="http://schemas.microsoft.com/office/word/2023/wordml/word16du" xmlns:w16sdtdh="http://schemas.microsoft.com/office/word/2020/wordml/sdtdatahash" xmlns:w16sdtfl="http://schemas.microsoft.com/office/word/2024/wordml/sdtformatlock" xmlns:w16se="http://schemas.microsoft.com/office/word/2015/wordml/symex" xmlns:wpg="http://schemas.microsoft.com/office/word/2010/wordprocessingGroup" xmlns:wpi="http://schemas.microsoft.com/office/word/2010/wordprocessingInk" xmlns:wne="http://schemas.microsoft.com/office/word/2006/wordml" xmlns:wps="http://schemas.microsoft.com/office/word/2010/wordprocessingShape" mc:Ignorable="w14 w15 w16se w16cid w16 w16cex w16sdtdh w16sdtfl w16du wp14">
+<w:document xmlns:wpc="http://schemas.microsoft.com/office/word/2010/wordprocessingCanvas" xmlns:cx="http://schemas.microsoft.com/office/drawing/2014/chartex" xmlns:cx1="http://schemas.microsoft.com/office/drawing/2015/9/8/chartex" xmlns:cx2="http://schemas.microsoft.com/office/drawing/2015/10/21/chartex" xmlns:cx3="http://schemas.microsoft.com/office/drawing/2016/5/9/chartex" xmlns:cx4="http://schemas.microsoft.com/office/drawing/2016/5/10/chartex" xmlns:cx5="http://schemas.microsoft.com/office/drawing/2016/5/11/chartex" xmlns:cx6="http://schemas.microsoft.com/office/drawing/2016/5/12/chartex" xmlns:cx7="http://schemas.microsoft.com/office/drawing/2016/5/13/chartex" xmlns:cx8="http://schemas.microsoft.com/office/drawing/2016/5/14/chartex" xmlns:mc="http://schemas.openxmlformats.org/markup-compatibility/2006" xmlns:m="http://schemas.openxmlformats.org/officeDocument/2006/math" xmlns:aink="http://schemas.microsoft.com/office/drawing/2016/ink" xmlns:am3d="http://schemas.microsoft.com/office/drawing/2017/model3d" xmlns:oel="http://schemas.microsoft.com/office/2019/extlst" xmlns:r="http://schemas.openxmlformats.org/officeDocument/2006/relationships" xmlns:wp14="http://schemas.microsoft.com/office/word/2010/wordprocessingDrawing" xmlns:wp="http://schemas.openxmlformats.org/drawingml/2006/wordprocessingDrawing" xmlns:wpg="http://schemas.microsoft.com/office/word/2010/wordprocessingGroup" xmlns:wpi="http://schemas.microsoft.com/office/word/2010/wordprocessingInk" xmlns:wps="http://schemas.microsoft.com/office/word/2010/wordprocessingShape" xmlns:o="urn:schemas-microsoft-com:office:office" xmlns:v="urn:schemas-microsoft-com:vml" xmlns:w10="urn:schemas-microsoft-com:office:word" xmlns:w="http://schemas.openxmlformats.org/wordprocessingml/2006/main" xmlns:w14="http://schemas.microsoft.com/office/word/2010/wordml" xmlns:w15="http://schemas.microsoft.com/office/word/2012/wordml" xmlns:w16cei="http://schemas.microsoft.com/office/word/2026/wordml/cei" xmlns:w16cex="http://schemas.microsoft.com/office/word/2018/wordml/cex" xmlns:w16cid="http://schemas.microsoft.com/office/word/2016/wordml/cid" xmlns:w16="http://schemas.microsoft.com/office/word/2018/wordml" xmlns:w16sdtdh="http://schemas.microsoft.com/office/word/2020/wordml/sdtdatahash" xmlns:w16sdtfl="http://schemas.microsoft.com/office/word/2024/wordml/sdtformatlock" xmlns:w16se="http://schemas.microsoft.com/office/word/2015/wordml/symex" xmlns:w16du="http://schemas.microsoft.com/office/word/2023/wordml/word16du" xmlns:wne="http://schemas.microsoft.com/office/word/2006/wordml" mc:Ignorable="w14 w15 w16se w16cid w16 w16cex w16sdtdh w16sdtfl w16du wp14">
   <w:body>
     <w:p>
       <w:pPr>
@@ -125,55 +125,7 @@
           <w:szCs w:val="24"/>
           <w:lang w:val="en-GB"/>
         </w:rPr>
-        <w:t xml:space="preserve">, Belgium. He is the son of Edgard </w:t>
-      </w:r>
-      <w:proofErr w:type="spellStart"/>
-      <w:r>
-        <w:rPr>
-          <w:rFonts w:ascii="Times New Roman" w:hAnsi="Times New Roman" w:cs="Times New Roman"/>
-          <w:b/>
-          <w:bCs/>
-          <w:sz w:val="24"/>
-          <w:szCs w:val="24"/>
-          <w:lang w:val="en-GB"/>
-        </w:rPr>
-        <w:t>Hansenne</w:t>
-      </w:r>
-      <w:proofErr w:type="spellEnd"/>
-      <w:r>
-        <w:rPr>
-          <w:rFonts w:ascii="Times New Roman" w:hAnsi="Times New Roman" w:cs="Times New Roman"/>
-          <w:b/>
-          <w:bCs/>
-          <w:sz w:val="24"/>
-          <w:szCs w:val="24"/>
-          <w:lang w:val="en-GB"/>
-        </w:rPr>
-        <w:t xml:space="preserve">, metalworker, and Georgette </w:t>
-      </w:r>
-      <w:proofErr w:type="spellStart"/>
-      <w:r>
-        <w:rPr>
-          <w:rFonts w:ascii="Times New Roman" w:hAnsi="Times New Roman" w:cs="Times New Roman"/>
-          <w:b/>
-          <w:bCs/>
-          <w:sz w:val="24"/>
-          <w:szCs w:val="24"/>
-          <w:lang w:val="en-GB"/>
-        </w:rPr>
-        <w:t>Charlier</w:t>
-      </w:r>
-      <w:proofErr w:type="spellEnd"/>
-      <w:r>
-        <w:rPr>
-          <w:rFonts w:ascii="Times New Roman" w:hAnsi="Times New Roman" w:cs="Times New Roman"/>
-          <w:b/>
-          <w:bCs/>
-          <w:sz w:val="24"/>
-          <w:szCs w:val="24"/>
-          <w:lang w:val="en-GB"/>
-        </w:rPr>
-        <w:t>, secretary. In</w:t>
+        <w:t>, Belgium. He is the son of Edgard Hansenne, metalworker, and Georgette Charlier, secretary. In</w:t>
       </w:r>
       <w:r>
         <w:rPr>
@@ -196,31 +148,7 @@
           <w:szCs w:val="24"/>
           <w:lang w:val="en-GB"/>
         </w:rPr>
-        <w:t xml:space="preserve">1978 he married Gabrielle van </w:t>
-      </w:r>
-      <w:proofErr w:type="spellStart"/>
-      <w:r>
-        <w:rPr>
-          <w:rFonts w:ascii="Times New Roman" w:hAnsi="Times New Roman" w:cs="Times New Roman"/>
-          <w:b/>
-          <w:bCs/>
-          <w:sz w:val="24"/>
-          <w:szCs w:val="24"/>
-          <w:lang w:val="en-GB"/>
-        </w:rPr>
-        <w:t>Landschoot</w:t>
-      </w:r>
-      <w:proofErr w:type="spellEnd"/>
-      <w:r>
-        <w:rPr>
-          <w:rFonts w:ascii="Times New Roman" w:hAnsi="Times New Roman" w:cs="Times New Roman"/>
-          <w:b/>
-          <w:bCs/>
-          <w:sz w:val="24"/>
-          <w:szCs w:val="24"/>
-          <w:lang w:val="en-GB"/>
-        </w:rPr>
-        <w:t>. They have one daughter and one son.</w:t>
+        <w:t>1978 he married Gabrielle van Landschoot. They have one daughter and one son.</w:t>
       </w:r>
     </w:p>
     <w:p>
@@ -251,16 +179,15 @@
       <w:r>
         <w:rPr>
           <w:rFonts w:ascii="Times New Roman" w:hAnsi="Times New Roman" w:cs="Times New Roman"/>
-          <w:noProof/>
-          <w:sz w:val="24"/>
-          <w:szCs w:val="24"/>
-          <w:lang w:eastAsia="nl-NL"/>
+          <w:sz w:val="24"/>
+          <w:szCs w:val="24"/>
+          <w:lang w:val="en-GB"/>
         </w:rPr>
         <w:drawing>
-          <wp:inline distT="0" distB="0" distL="0" distR="0" wp14:anchorId="2534CCE5" wp14:editId="75A522FD">
-            <wp:extent cx="1922145" cy="2439361"/>
-            <wp:effectExtent l="25400" t="0" r="8255" b="0"/>
-            <wp:docPr id="5" name="il_fi" descr="http://www.ilo.org/dyn/media/images/watermark/bw0155.jpg"/>
+          <wp:inline distT="0" distB="0" distL="0" distR="0" wp14:anchorId="57A850A1" wp14:editId="118B199B">
+            <wp:extent cx="2102354" cy="2667000"/>
+            <wp:effectExtent l="0" t="0" r="6350" b="0"/>
+            <wp:docPr id="140962939" name="Afbeelding 1"/>
             <wp:cNvGraphicFramePr>
               <a:graphicFrameLocks xmlns:a="http://schemas.openxmlformats.org/drawingml/2006/main" noChangeAspect="1"/>
             </wp:cNvGraphicFramePr>
@@ -268,33 +195,23 @@
               <a:graphicData uri="http://schemas.openxmlformats.org/drawingml/2006/picture">
                 <pic:pic xmlns:pic="http://schemas.openxmlformats.org/drawingml/2006/picture">
                   <pic:nvPicPr>
-                    <pic:cNvPr id="0" name="il_fi" descr="http://www.ilo.org/dyn/media/images/watermark/bw0155.jpg"/>
-                    <pic:cNvPicPr>
-                      <a:picLocks noChangeAspect="1" noChangeArrowheads="1"/>
-                    </pic:cNvPicPr>
+                    <pic:cNvPr id="140962939" name=""/>
+                    <pic:cNvPicPr/>
                   </pic:nvPicPr>
                   <pic:blipFill>
-                    <a:blip r:embed="rId6" cstate="print"/>
-                    <a:srcRect/>
+                    <a:blip r:embed="rId6"/>
                     <a:stretch>
                       <a:fillRect/>
                     </a:stretch>
                   </pic:blipFill>
-                  <pic:spPr bwMode="auto">
+                  <pic:spPr>
                     <a:xfrm>
                       <a:off x="0" y="0"/>
-                      <a:ext cx="1924025" cy="2441747"/>
+                      <a:ext cx="2118740" cy="2687787"/>
                     </a:xfrm>
                     <a:prstGeom prst="rect">
                       <a:avLst/>
                     </a:prstGeom>
-                    <a:noFill/>
-                    <a:ln w="9525">
-                      <a:noFill/>
-                      <a:miter lim="800000"/>
-                      <a:headEnd/>
-                      <a:tailEnd/>
-                    </a:ln>
                   </pic:spPr>
                 </pic:pic>
               </a:graphicData>
@@ -332,27 +249,43 @@
         </w:rPr>
         <w:t xml:space="preserve">Source: </w:t>
       </w:r>
-      <w:hyperlink r:id="rId7" w:history="1">
-        <w:r>
-          <w:rPr>
-            <w:rStyle w:val="Hyperlink"/>
-            <w:rFonts w:ascii="Times New Roman" w:hAnsi="Times New Roman" w:cs="Times New Roman"/>
-            <w:sz w:val="24"/>
-            <w:szCs w:val="24"/>
-            <w:u w:val="none"/>
-            <w:lang w:val="en-GB"/>
-          </w:rPr>
-          <w:t>www.ilo.org/dyn/media/mediasearch.fiche?p_lang=en&amp;p_id=1484</w:t>
-        </w:r>
-      </w:hyperlink>
-      <w:r>
-        <w:rPr>
-          <w:rFonts w:ascii="Times New Roman" w:hAnsi="Times New Roman" w:cs="Times New Roman"/>
-          <w:sz w:val="24"/>
-          <w:szCs w:val="24"/>
-          <w:lang w:val="en-GB"/>
-        </w:rPr>
-        <w:t xml:space="preserve"> </w:t>
+      <w:proofErr w:type="spellStart"/>
+      <w:r>
+        <w:rPr>
+          <w:rFonts w:ascii="Times New Roman" w:hAnsi="Times New Roman" w:cs="Times New Roman"/>
+          <w:sz w:val="24"/>
+          <w:szCs w:val="24"/>
+          <w:lang w:val="en-GB"/>
+        </w:rPr>
+        <w:t>Hansenne</w:t>
+      </w:r>
+      <w:proofErr w:type="spellEnd"/>
+      <w:r>
+        <w:rPr>
+          <w:rFonts w:ascii="Times New Roman" w:hAnsi="Times New Roman" w:cs="Times New Roman"/>
+          <w:sz w:val="24"/>
+          <w:szCs w:val="24"/>
+          <w:lang w:val="en-GB"/>
+        </w:rPr>
+        <w:t>, 1 March 1989, ILO</w:t>
+      </w:r>
+      <w:r>
+        <w:rPr>
+          <w:rFonts w:ascii="Times New Roman" w:hAnsi="Times New Roman" w:cs="Times New Roman"/>
+          <w:sz w:val="24"/>
+          <w:szCs w:val="24"/>
+          <w:lang w:val="en-GB"/>
+        </w:rPr>
+        <w:t xml:space="preserve"> Historical Archives</w:t>
+      </w:r>
+      <w:r>
+        <w:rPr>
+          <w:rFonts w:ascii="Times New Roman" w:hAnsi="Times New Roman" w:cs="Times New Roman"/>
+          <w:sz w:val="24"/>
+          <w:szCs w:val="24"/>
+          <w:lang w:val="en-GB"/>
+        </w:rPr>
+        <w:t>, photographer J. Maillard</w:t>
       </w:r>
     </w:p>
     <w:p>
@@ -506,47 +439,7 @@
           <w:szCs w:val="24"/>
           <w:lang w:val="en-GB"/>
         </w:rPr>
-        <w:t xml:space="preserve">an association oriented towards regional and urban development with an environmental orientation, then as a Christian Social Party sympathizer and an activist in his university, especially during the 1968 student demonstrations. He was inspired by French politicians such as Pierre </w:t>
-      </w:r>
-      <w:proofErr w:type="spellStart"/>
-      <w:r>
-        <w:rPr>
-          <w:rFonts w:ascii="Times New Roman" w:hAnsi="Times New Roman" w:cs="Times New Roman"/>
-          <w:sz w:val="24"/>
-          <w:szCs w:val="24"/>
-          <w:lang w:val="en-GB"/>
-        </w:rPr>
-        <w:t>Mendès</w:t>
-      </w:r>
-      <w:proofErr w:type="spellEnd"/>
-      <w:r>
-        <w:rPr>
-          <w:rFonts w:ascii="Times New Roman" w:hAnsi="Times New Roman" w:cs="Times New Roman"/>
-          <w:sz w:val="24"/>
-          <w:szCs w:val="24"/>
-          <w:lang w:val="en-GB"/>
-        </w:rPr>
-        <w:t xml:space="preserve"> France and Jacques </w:t>
-      </w:r>
-      <w:proofErr w:type="spellStart"/>
-      <w:r>
-        <w:rPr>
-          <w:rFonts w:ascii="Times New Roman" w:hAnsi="Times New Roman" w:cs="Times New Roman"/>
-          <w:sz w:val="24"/>
-          <w:szCs w:val="24"/>
-          <w:lang w:val="en-GB"/>
-        </w:rPr>
-        <w:t>Chaban</w:t>
-      </w:r>
-      <w:proofErr w:type="spellEnd"/>
-      <w:r>
-        <w:rPr>
-          <w:rFonts w:ascii="Times New Roman" w:hAnsi="Times New Roman" w:cs="Times New Roman"/>
-          <w:sz w:val="24"/>
-          <w:szCs w:val="24"/>
-          <w:lang w:val="en-GB"/>
-        </w:rPr>
-        <w:t xml:space="preserve"> Delmas who embodied the kind of technocratic ethic he favoured </w:t>
+        <w:t xml:space="preserve">an association oriented towards regional and urban development with an environmental orientation, then as a Christian Social Party sympathizer and an activist in his university, especially during the 1968 student demonstrations. He was inspired by French politicians such as Pierre Mendès France and Jacques Chaban Delmas who embodied the kind of technocratic ethic he favoured </w:t>
       </w:r>
       <w:proofErr w:type="gramStart"/>
       <w:r>
@@ -586,27 +479,7 @@
           <w:szCs w:val="24"/>
           <w:lang w:val="en-GB"/>
         </w:rPr>
-        <w:t xml:space="preserve"> served as the political secretary of the Christian Social Party until 1979. In 1978 he married Gabrielle van </w:t>
-      </w:r>
-      <w:proofErr w:type="spellStart"/>
-      <w:r>
-        <w:rPr>
-          <w:rFonts w:ascii="Times New Roman" w:hAnsi="Times New Roman" w:cs="Times New Roman"/>
-          <w:sz w:val="24"/>
-          <w:szCs w:val="24"/>
-          <w:lang w:val="en-GB"/>
-        </w:rPr>
-        <w:t>Landschoot</w:t>
-      </w:r>
-      <w:proofErr w:type="spellEnd"/>
-      <w:r>
-        <w:rPr>
-          <w:rFonts w:ascii="Times New Roman" w:hAnsi="Times New Roman" w:cs="Times New Roman"/>
-          <w:sz w:val="24"/>
-          <w:szCs w:val="24"/>
-          <w:lang w:val="en-GB"/>
-        </w:rPr>
-        <w:t>, who as a housewife had no professional career</w:t>
+        <w:t xml:space="preserve"> served as the political secretary of the Christian Social Party until 1979. In 1978 he married Gabrielle van Landschoot, who as a housewife had no professional career</w:t>
       </w:r>
       <w:r>
         <w:rPr>
@@ -802,6 +675,7 @@
           <w:szCs w:val="24"/>
           <w:lang w:val="en-GB"/>
         </w:rPr>
+        <w:lastRenderedPageBreak/>
         <w:t>O</w:t>
       </w:r>
       <w:r>
@@ -939,17 +813,7 @@
           <w:szCs w:val="24"/>
           <w:lang w:val="en-GB"/>
         </w:rPr>
-        <w:t xml:space="preserve"> out the Declaration of Loyalty as required by </w:t>
-      </w:r>
-      <w:r>
-        <w:rPr>
-          <w:rFonts w:ascii="Times New Roman" w:hAnsi="Times New Roman" w:cs="Times New Roman"/>
-          <w:sz w:val="24"/>
-          <w:szCs w:val="24"/>
-          <w:lang w:val="en-GB"/>
-        </w:rPr>
-        <w:lastRenderedPageBreak/>
-        <w:t>the staff regulations</w:t>
+        <w:t xml:space="preserve"> out the Declaration of Loyalty as required by the staff regulations</w:t>
       </w:r>
       <w:r>
         <w:rPr>
@@ -1140,19 +1004,8 @@
           <w:szCs w:val="24"/>
           <w:lang w:val="en-GB"/>
         </w:rPr>
-        <w:t xml:space="preserve">Mohammed </w:t>
-      </w:r>
-      <w:proofErr w:type="spellStart"/>
-      <w:r>
-        <w:rPr>
-          <w:rFonts w:ascii="Times New Roman" w:eastAsia="Times New Roman" w:hAnsi="Times New Roman" w:cs="Times New Roman"/>
-          <w:sz w:val="24"/>
-          <w:szCs w:val="24"/>
-          <w:lang w:val="en-GB"/>
-        </w:rPr>
-        <w:t>Ennaceur</w:t>
-      </w:r>
-      <w:proofErr w:type="spellEnd"/>
+        <w:t>Mohammed Ennaceur</w:t>
+      </w:r>
       <w:r>
         <w:rPr>
           <w:rFonts w:ascii="Times New Roman" w:hAnsi="Times New Roman" w:cs="Times New Roman"/>
@@ -1517,7 +1370,7 @@
           <w:szCs w:val="24"/>
           <w:lang w:val="en-GB"/>
         </w:rPr>
-        <w:t xml:space="preserve"> dramatically encouraged this move by transforming it into what he labelled the policy of an ‘active partnership’ between the Office and the ILO member states, especially towards Central and Eastern Europe where an increased number of resources were affected. He engaged in the transformation, first, by implementing a policy of mobility among ILO staff and, second, by increasing the resources of the organization’s regional offices. The policy of mobility (which still applies in 2012) requires that every senior officer, before being eligible for a leading managing position, must spend </w:t>
+        <w:t xml:space="preserve"> dramatically encouraged this move by transforming it into what he labelled the policy of an ‘active partnership’ between the Office and the ILO member states, especially towards Central and Eastern Europe where an increased number of resources were affected. He engaged in the transformation, first, by implementing a policy of mobility among ILO staff and, second, by increasing the resources of </w:t>
       </w:r>
       <w:r>
         <w:rPr>
@@ -1527,7 +1380,27 @@
           <w:lang w:val="en-GB"/>
         </w:rPr>
         <w:lastRenderedPageBreak/>
-        <w:t xml:space="preserve">several years at a (sub-)regional office. This policy was necessary to make the regions and the ILO headquarters in Geneva cooperate better. He believed the ILO headquarters tended to be too disconnected from the realities of the member states, not bringing them the pragmatic and practicable solutions thereby discrediting the ILO, especially in the eyes of developing and emerging countries. With regard to the ILO’s budget </w:t>
+        <w:t xml:space="preserve">the organization’s regional offices. The policy of mobility (which still applies in 2012) requires that every senior officer, before being eligible for a leading managing position, must spend several years at a (sub-)regional office. This policy was necessary to make the regions and the ILO headquarters in Geneva cooperate better. He believed the ILO headquarters tended to be too disconnected from the realities of the member states, not bringing them the pragmatic and practicable solutions thereby discrediting the ILO, especially in the eyes of developing and emerging countries. </w:t>
+      </w:r>
+      <w:proofErr w:type="gramStart"/>
+      <w:r>
+        <w:rPr>
+          <w:rFonts w:ascii="Times New Roman" w:hAnsi="Times New Roman" w:cs="Times New Roman"/>
+          <w:sz w:val="24"/>
+          <w:szCs w:val="24"/>
+          <w:lang w:val="en-GB"/>
+        </w:rPr>
+        <w:t>With regard to</w:t>
+      </w:r>
+      <w:proofErr w:type="gramEnd"/>
+      <w:r>
+        <w:rPr>
+          <w:rFonts w:ascii="Times New Roman" w:hAnsi="Times New Roman" w:cs="Times New Roman"/>
+          <w:sz w:val="24"/>
+          <w:szCs w:val="24"/>
+          <w:lang w:val="en-GB"/>
+        </w:rPr>
+        <w:t xml:space="preserve"> the ILO’s budget </w:t>
       </w:r>
       <w:proofErr w:type="spellStart"/>
       <w:r>
@@ -1567,7 +1440,27 @@
           <w:szCs w:val="24"/>
           <w:lang w:val="en-GB"/>
         </w:rPr>
-        <w:t xml:space="preserve"> policy line, as he had to deal with successive financial crises due to governmental budgetary cuts and delays in the payment of their contributions, in particular by the United States. Notwithstanding the criticisms of the employers’ group, the organization followed his policy. In 1995 the Governing Body agreed to a 22 million dollar cut for the 1996-1997 budget, made possible by suppressing operating and administrative activities at the Geneva headquarters, reducing and decentralizing the number of publications and shortening the three-week annual Conference. </w:t>
+        <w:t xml:space="preserve"> policy line, as he had to deal with successive financial crises due to governmental budgetary cuts and delays in the payment of their contributions, </w:t>
+      </w:r>
+      <w:proofErr w:type="gramStart"/>
+      <w:r>
+        <w:rPr>
+          <w:rFonts w:ascii="Times New Roman" w:hAnsi="Times New Roman" w:cs="Times New Roman"/>
+          <w:sz w:val="24"/>
+          <w:szCs w:val="24"/>
+          <w:lang w:val="en-GB"/>
+        </w:rPr>
+        <w:t>in particular by</w:t>
+      </w:r>
+      <w:proofErr w:type="gramEnd"/>
+      <w:r>
+        <w:rPr>
+          <w:rFonts w:ascii="Times New Roman" w:hAnsi="Times New Roman" w:cs="Times New Roman"/>
+          <w:sz w:val="24"/>
+          <w:szCs w:val="24"/>
+          <w:lang w:val="en-GB"/>
+        </w:rPr>
+        <w:t xml:space="preserve"> the United States. Notwithstanding the criticisms of the employers’ group, the organization followed his policy. In 1995 the Governing Body agreed to a 22 million dollar cut for the 1996-1997 budget, made possible by suppressing operating and administrative activities at the Geneva headquarters, reducing and decentralizing the number of publications and shortening the three-week annual Conference. </w:t>
       </w:r>
       <w:proofErr w:type="spellStart"/>
       <w:r>
@@ -1905,6 +1798,7 @@
           <w:szCs w:val="24"/>
           <w:lang w:val="en-GB"/>
         </w:rPr>
+        <w:lastRenderedPageBreak/>
         <w:t xml:space="preserve">However, the debate over social clauses paralysed ILO activities until 1996 and divided the constituents for an even longer </w:t>
       </w:r>
       <w:proofErr w:type="gramStart"/>
@@ -1945,17 +1839,7 @@
           <w:szCs w:val="24"/>
           <w:lang w:val="en-GB"/>
         </w:rPr>
-        <w:t xml:space="preserve"> </w:t>
-      </w:r>
-      <w:r>
-        <w:rPr>
-          <w:rFonts w:ascii="Times New Roman" w:hAnsi="Times New Roman" w:cs="Times New Roman"/>
-          <w:sz w:val="24"/>
-          <w:szCs w:val="24"/>
-          <w:lang w:val="en-GB"/>
-        </w:rPr>
-        <w:lastRenderedPageBreak/>
-        <w:t xml:space="preserve">positioning towards other UN agencies. At the WTO Singapore summit in 1996 he was declared ‘persona non grata’, which felt like a marginalization of his organization. In order to compensate for </w:t>
+        <w:t xml:space="preserve"> positioning towards other UN agencies. At the WTO Singapore summit in 1996 he was declared ‘persona non grata’, which felt like a marginalization of his organization. </w:t>
       </w:r>
       <w:proofErr w:type="gramStart"/>
       <w:r>
@@ -1965,6 +1849,26 @@
           <w:szCs w:val="24"/>
           <w:lang w:val="en-GB"/>
         </w:rPr>
+        <w:t>In order to</w:t>
+      </w:r>
+      <w:proofErr w:type="gramEnd"/>
+      <w:r>
+        <w:rPr>
+          <w:rFonts w:ascii="Times New Roman" w:hAnsi="Times New Roman" w:cs="Times New Roman"/>
+          <w:sz w:val="24"/>
+          <w:szCs w:val="24"/>
+          <w:lang w:val="en-GB"/>
+        </w:rPr>
+        <w:t xml:space="preserve"> compensate for </w:t>
+      </w:r>
+      <w:proofErr w:type="gramStart"/>
+      <w:r>
+        <w:rPr>
+          <w:rFonts w:ascii="Times New Roman" w:hAnsi="Times New Roman" w:cs="Times New Roman"/>
+          <w:sz w:val="24"/>
+          <w:szCs w:val="24"/>
+          <w:lang w:val="en-GB"/>
+        </w:rPr>
         <w:t>this</w:t>
       </w:r>
       <w:proofErr w:type="gramEnd"/>
@@ -1975,27 +1879,7 @@
           <w:szCs w:val="24"/>
           <w:lang w:val="en-GB"/>
         </w:rPr>
-        <w:t xml:space="preserve"> he did not try to engage in a sustainable dialogue with the other economic institutions, with the exception of the International Monetary Fund (IMF), with which he initiated an informal dialogue based on his friendship with IMF Managing Director Michel </w:t>
-      </w:r>
-      <w:proofErr w:type="spellStart"/>
-      <w:r>
-        <w:rPr>
-          <w:rFonts w:ascii="Times New Roman" w:hAnsi="Times New Roman" w:cs="Times New Roman"/>
-          <w:sz w:val="24"/>
-          <w:szCs w:val="24"/>
-          <w:lang w:val="en-GB"/>
-        </w:rPr>
-        <w:t>Camdessus</w:t>
-      </w:r>
-      <w:proofErr w:type="spellEnd"/>
-      <w:r>
-        <w:rPr>
-          <w:rFonts w:ascii="Times New Roman" w:hAnsi="Times New Roman" w:cs="Times New Roman"/>
-          <w:sz w:val="24"/>
-          <w:szCs w:val="24"/>
-          <w:lang w:val="en-GB"/>
-        </w:rPr>
-        <w:t xml:space="preserve">. At the same time negotiations for the adoption of a declaration on fundamental principles and rights at work started at the ILO. </w:t>
+        <w:t xml:space="preserve"> he did not try to engage in a sustainable dialogue with the other economic institutions, </w:t>
       </w:r>
       <w:proofErr w:type="gramStart"/>
       <w:r>
@@ -2005,6 +1889,26 @@
           <w:szCs w:val="24"/>
           <w:lang w:val="en-GB"/>
         </w:rPr>
+        <w:t>with the exception of</w:t>
+      </w:r>
+      <w:proofErr w:type="gramEnd"/>
+      <w:r>
+        <w:rPr>
+          <w:rFonts w:ascii="Times New Roman" w:hAnsi="Times New Roman" w:cs="Times New Roman"/>
+          <w:sz w:val="24"/>
+          <w:szCs w:val="24"/>
+          <w:lang w:val="en-GB"/>
+        </w:rPr>
+        <w:t xml:space="preserve"> the International Monetary Fund (IMF), with which he initiated an informal dialogue based on his friendship with IMF Managing Director Michel Camdessus. At the same time negotiations for the adoption of a declaration on fundamental principles and rights at work started at the ILO. </w:t>
+      </w:r>
+      <w:proofErr w:type="gramStart"/>
+      <w:r>
+        <w:rPr>
+          <w:rFonts w:ascii="Times New Roman" w:hAnsi="Times New Roman" w:cs="Times New Roman"/>
+          <w:sz w:val="24"/>
+          <w:szCs w:val="24"/>
+          <w:lang w:val="en-GB"/>
+        </w:rPr>
         <w:t>In order to</w:t>
       </w:r>
       <w:proofErr w:type="gramEnd"/>
@@ -2035,47 +1939,7 @@
           <w:szCs w:val="24"/>
           <w:lang w:val="en-GB"/>
         </w:rPr>
-        <w:t xml:space="preserve"> decided to step back and leave room for manoeuvres to his legal adviser Francis </w:t>
-      </w:r>
-      <w:proofErr w:type="spellStart"/>
-      <w:r>
-        <w:rPr>
-          <w:rFonts w:ascii="Times New Roman" w:hAnsi="Times New Roman" w:cs="Times New Roman"/>
-          <w:sz w:val="24"/>
-          <w:szCs w:val="24"/>
-          <w:lang w:val="en-GB"/>
-        </w:rPr>
-        <w:t>Maupain</w:t>
-      </w:r>
-      <w:proofErr w:type="spellEnd"/>
-      <w:r>
-        <w:rPr>
-          <w:rFonts w:ascii="Times New Roman" w:hAnsi="Times New Roman" w:cs="Times New Roman"/>
-          <w:sz w:val="24"/>
-          <w:szCs w:val="24"/>
-          <w:lang w:val="en-GB"/>
-        </w:rPr>
-        <w:t xml:space="preserve"> and Deputy Director-General Kari </w:t>
-      </w:r>
-      <w:proofErr w:type="spellStart"/>
-      <w:r>
-        <w:rPr>
-          <w:rFonts w:ascii="Times New Roman" w:hAnsi="Times New Roman" w:cs="Times New Roman"/>
-          <w:sz w:val="24"/>
-          <w:szCs w:val="24"/>
-          <w:lang w:val="en-GB"/>
-        </w:rPr>
-        <w:t>Tapiola</w:t>
-      </w:r>
-      <w:proofErr w:type="spellEnd"/>
-      <w:r>
-        <w:rPr>
-          <w:rFonts w:ascii="Times New Roman" w:hAnsi="Times New Roman" w:cs="Times New Roman"/>
-          <w:sz w:val="24"/>
-          <w:szCs w:val="24"/>
-          <w:lang w:val="en-GB"/>
-        </w:rPr>
-        <w:t xml:space="preserve">. Adopted in June 1998, the ILO Declaration on Fundamental Principles and Rights at Work states that every ILO member state should abide by, report on and promote a set of eight core conventions even if they have not ratified the core conventions. The 1998 Declaration grew from </w:t>
+        <w:t xml:space="preserve"> decided to step back and leave room for manoeuvres to his legal adviser Francis Maupain and Deputy Director-General Kari Tapiola. Adopted in June 1998, the ILO Declaration on Fundamental Principles and Rights at Work states that every ILO member state should abide by, report on and promote a set of eight core conventions even if they have not ratified the core conventions. The 1998 Declaration grew from </w:t>
       </w:r>
       <w:proofErr w:type="spellStart"/>
       <w:r>
@@ -2276,27 +2140,7 @@
           <w:szCs w:val="24"/>
           <w:lang w:val="en-GB"/>
         </w:rPr>
-        <w:t xml:space="preserve"> advocated a wider social dialogue. He was in favour of opening the ILO to civil society organizations engaged in the defence of human rights and used the question of child labour as an example of the necessary collaboration between trade unions and other civil society actors. Although this did not imply a constitutional transformation of the ILO’s tripartite system, a large majority of the constituents strongly opposed the </w:t>
-      </w:r>
-      <w:proofErr w:type="gramStart"/>
-      <w:r>
-        <w:rPr>
-          <w:rFonts w:ascii="Times New Roman" w:hAnsi="Times New Roman" w:cs="Times New Roman"/>
-          <w:sz w:val="24"/>
-          <w:szCs w:val="24"/>
-          <w:lang w:val="en-GB"/>
-        </w:rPr>
-        <w:t>opening up</w:t>
-      </w:r>
-      <w:proofErr w:type="gramEnd"/>
-      <w:r>
-        <w:rPr>
-          <w:rFonts w:ascii="Times New Roman" w:hAnsi="Times New Roman" w:cs="Times New Roman"/>
-          <w:sz w:val="24"/>
-          <w:szCs w:val="24"/>
-          <w:lang w:val="en-GB"/>
-        </w:rPr>
-        <w:t xml:space="preserve"> of the tripartite dialogue to other actors. </w:t>
+        <w:t xml:space="preserve"> advocated a wider social dialogue. He was in favour of opening the ILO to civil society organizations engaged in the defence of human rights and used the question of child labour as an example of the necessary collaboration between trade unions and other civil society actors. Although this did not imply a constitutional transformation of the ILO’s tripartite system, a large majority of the constituents strongly opposed the opening up of the tripartite dialogue to other actors. </w:t>
       </w:r>
     </w:p>
     <w:p>
@@ -2378,7 +2222,7 @@
           <w:szCs w:val="24"/>
           <w:lang w:val="en-GB"/>
         </w:rPr>
-        <w:t xml:space="preserve"> his management of the International Labour Office, his relationship with the ILO staff union was quite difficult, particularly given the scope of and speed with which he implemented both his budgetary cuts and ‘active partnership’ agenda. As a leader he had a clear political line during his second term, but he lacked the capacity to establish broad consensus among ILO constituents, partly due to the hostility of the employers’ group, but also among the developing countries during and after the social clauses </w:t>
+        <w:t xml:space="preserve"> his management of the International Labour Office, his relationship with the ILO staff union was quite difficult, particularly given the scope of and speed with which he implemented both his budgetary cuts and ‘active partnership’ agenda. As a leader he had a clear political line during his second term, but he lacked the </w:t>
       </w:r>
       <w:r>
         <w:rPr>
@@ -2388,7 +2232,7 @@
           <w:lang w:val="en-GB"/>
         </w:rPr>
         <w:lastRenderedPageBreak/>
-        <w:t xml:space="preserve">debate. As a manager he attempted to introduce new working methods such as the organization of public meetings with the heads of the various departments </w:t>
+        <w:t xml:space="preserve">capacity to establish broad consensus among ILO constituents, partly due to the hostility of the employers’ group, but also among the developing countries during and after the social clauses debate. As a manager he attempted to introduce new working methods such as the organization of public meetings with the heads of the various departments </w:t>
       </w:r>
       <w:proofErr w:type="gramStart"/>
       <w:r>
@@ -2670,27 +2514,7 @@
           <w:szCs w:val="24"/>
           <w:lang w:val="en-GB"/>
         </w:rPr>
-        <w:t xml:space="preserve">: Cabinet Files Michel </w:t>
-      </w:r>
-      <w:proofErr w:type="spellStart"/>
-      <w:r>
-        <w:rPr>
-          <w:rFonts w:ascii="Times New Roman" w:hAnsi="Times New Roman" w:cs="Times New Roman"/>
-          <w:sz w:val="24"/>
-          <w:szCs w:val="24"/>
-          <w:lang w:val="en-GB"/>
-        </w:rPr>
-        <w:t>Hansenne</w:t>
-      </w:r>
-      <w:proofErr w:type="spellEnd"/>
-      <w:r>
-        <w:rPr>
-          <w:rFonts w:ascii="Times New Roman" w:hAnsi="Times New Roman" w:cs="Times New Roman"/>
-          <w:sz w:val="24"/>
-          <w:szCs w:val="24"/>
-          <w:lang w:val="en-GB"/>
-        </w:rPr>
-        <w:t xml:space="preserve"> in ILO Archives, Geneva (closed until 2019).</w:t>
+        <w:t>: Cabinet Files Michel Hansenne in ILO Archives, Geneva (closed until 2019).</w:t>
       </w:r>
     </w:p>
     <w:p>
@@ -2918,21 +2742,8 @@
           <w:szCs w:val="24"/>
           <w:lang w:val="en-GB"/>
         </w:rPr>
-        <w:t xml:space="preserve"> et perspectives de la vie </w:t>
-      </w:r>
-      <w:proofErr w:type="spellStart"/>
-      <w:r>
-        <w:rPr>
-          <w:rFonts w:ascii="Times New Roman" w:hAnsi="Times New Roman" w:cs="Times New Roman"/>
-          <w:i/>
-          <w:iCs/>
-          <w:sz w:val="24"/>
-          <w:szCs w:val="24"/>
-          <w:lang w:val="en-GB"/>
-        </w:rPr>
-        <w:t>économique</w:t>
-      </w:r>
-      <w:proofErr w:type="spellEnd"/>
+        <w:t xml:space="preserve"> et perspectives de la vie économique</w:t>
+      </w:r>
       <w:r>
         <w:rPr>
           <w:rFonts w:ascii="Times New Roman" w:hAnsi="Times New Roman" w:cs="Times New Roman"/>
@@ -3068,7 +2879,7 @@
           <w:szCs w:val="24"/>
           <w:lang w:val="en-GB"/>
         </w:rPr>
-        <w:t xml:space="preserve">Un </w:t>
+        <w:t>Un garde-</w:t>
       </w:r>
       <w:proofErr w:type="spellStart"/>
       <w:r>
@@ -3081,7 +2892,7 @@
           <w:szCs w:val="24"/>
           <w:lang w:val="en-GB"/>
         </w:rPr>
-        <w:t>garde-fou</w:t>
+        <w:t>fou</w:t>
       </w:r>
       <w:proofErr w:type="spellEnd"/>
       <w:r>
@@ -3457,27 +3268,7 @@
           <w:szCs w:val="24"/>
           <w:lang w:val="en-GB"/>
         </w:rPr>
-        <w:t xml:space="preserve">, 23 April 1997; ‘Michel </w:t>
-      </w:r>
-      <w:proofErr w:type="spellStart"/>
-      <w:r>
-        <w:rPr>
-          <w:rFonts w:ascii="Times New Roman" w:eastAsia="Times New Roman" w:hAnsi="Times New Roman" w:cs="Times New Roman"/>
-          <w:sz w:val="24"/>
-          <w:szCs w:val="24"/>
-          <w:lang w:val="en-GB"/>
-        </w:rPr>
-        <w:t>Hansenne</w:t>
-      </w:r>
-      <w:proofErr w:type="spellEnd"/>
-      <w:r>
-        <w:rPr>
-          <w:rFonts w:ascii="Times New Roman" w:eastAsia="Times New Roman" w:hAnsi="Times New Roman" w:cs="Times New Roman"/>
-          <w:sz w:val="24"/>
-          <w:szCs w:val="24"/>
-          <w:lang w:val="en-GB"/>
-        </w:rPr>
-        <w:t xml:space="preserve"> </w:t>
+        <w:t xml:space="preserve">, 23 April 1997; ‘Michel Hansenne </w:t>
       </w:r>
       <w:proofErr w:type="spellStart"/>
       <w:r>
@@ -4252,7 +4043,6 @@
         </w:rPr>
         <w:t xml:space="preserve"> </w:t>
       </w:r>
-      <w:proofErr w:type="spellStart"/>
       <w:r>
         <w:rPr>
           <w:rFonts w:ascii="Times New Roman" w:hAnsi="Times New Roman" w:cs="Times New Roman"/>
@@ -4262,19 +4052,7 @@
           <w:szCs w:val="24"/>
           <w:lang w:val="en-GB"/>
         </w:rPr>
-        <w:t>Bruxelles</w:t>
-      </w:r>
-      <w:proofErr w:type="spellEnd"/>
-      <w:r>
-        <w:rPr>
-          <w:rFonts w:ascii="Times New Roman" w:hAnsi="Times New Roman" w:cs="Times New Roman"/>
-          <w:color w:val="000000"/>
-          <w:spacing w:val="-4"/>
-          <w:sz w:val="24"/>
-          <w:szCs w:val="24"/>
-          <w:lang w:val="en-GB"/>
-        </w:rPr>
-        <w:t xml:space="preserve"> 2005, 1-56; B. Reinalda, </w:t>
+        <w:t xml:space="preserve">Bruxelles 2005, 1-56; B. Reinalda, </w:t>
       </w:r>
       <w:r>
         <w:rPr>
@@ -4306,7 +4084,17 @@
           <w:szCs w:val="24"/>
           <w:lang w:val="en-GB"/>
         </w:rPr>
-        <w:t xml:space="preserve">A. Trebilcock, ‘From Social Justice to Decent Work: An Overview of the ILO’s Guiding Ideals 1919-2008’, Geneva 2009; </w:t>
+        <w:t xml:space="preserve">A. </w:t>
+      </w:r>
+      <w:r>
+        <w:rPr>
+          <w:rFonts w:ascii="Times New Roman" w:eastAsia="Times New Roman" w:hAnsi="Times New Roman" w:cs="Times New Roman"/>
+          <w:sz w:val="24"/>
+          <w:szCs w:val="24"/>
+          <w:lang w:val="en-GB"/>
+        </w:rPr>
+        <w:lastRenderedPageBreak/>
+        <w:t xml:space="preserve">Trebilcock, ‘From Social Justice to Decent Work: An Overview of the ILO’s Guiding Ideals 1919-2008’, Geneva 2009; </w:t>
       </w:r>
       <w:r>
         <w:rPr>
@@ -4335,17 +4123,7 @@
           <w:szCs w:val="24"/>
           <w:lang w:val="en-GB"/>
         </w:rPr>
-        <w:t xml:space="preserve">, ‘The ILO Setting the Terms in the Child Labour </w:t>
-      </w:r>
-      <w:r>
-        <w:rPr>
-          <w:rFonts w:ascii="Times New Roman" w:hAnsi="Times New Roman" w:cs="Times New Roman"/>
-          <w:sz w:val="24"/>
-          <w:szCs w:val="24"/>
-          <w:lang w:val="en-GB"/>
-        </w:rPr>
-        <w:lastRenderedPageBreak/>
-        <w:t xml:space="preserve">Debate’ in J. van Daele et al. (eds), </w:t>
+        <w:t xml:space="preserve">, ‘The ILO Setting the Terms in the Child Labour Debate’ in J. van Daele et al. (eds), </w:t>
       </w:r>
       <w:r>
         <w:rPr>
@@ -4563,7 +4341,7 @@
         </w:rPr>
         <w:t xml:space="preserve">, Paris 5 July 2012; </w:t>
       </w:r>
-      <w:hyperlink r:id="rId8" w:history="1">
+      <w:hyperlink r:id="rId7" w:history="1">
         <w:r>
           <w:rPr>
             <w:rStyle w:val="Hyperlink"/>
@@ -4603,7 +4381,7 @@
         </w:rPr>
         <w:t xml:space="preserve">ment: </w:t>
       </w:r>
-      <w:hyperlink r:id="rId9" w:history="1">
+      <w:hyperlink r:id="rId8" w:history="1">
         <w:r>
           <w:rPr>
             <w:rStyle w:val="Hyperlink"/>
@@ -4947,7 +4725,7 @@
         </w:rPr>
         <w:t xml:space="preserve">Eisenberg, </w:t>
       </w:r>
-      <w:hyperlink r:id="rId10" w:history="1">
+      <w:hyperlink r:id="rId9" w:history="1">
         <w:r>
           <w:rPr>
             <w:rStyle w:val="Hyperlink"/>
@@ -4981,9 +4759,9 @@
       </w:pPr>
     </w:p>
     <w:sectPr>
-      <w:headerReference w:type="even" r:id="rId11"/>
-      <w:headerReference w:type="default" r:id="rId12"/>
-      <w:footerReference w:type="default" r:id="rId13"/>
+      <w:headerReference w:type="even" r:id="rId10"/>
+      <w:headerReference w:type="default" r:id="rId11"/>
+      <w:footerReference w:type="default" r:id="rId12"/>
       <w:pgSz w:w="11906" w:h="16838"/>
       <w:pgMar w:top="1418" w:right="1418" w:bottom="1418" w:left="1418" w:header="709" w:footer="709" w:gutter="0"/>
       <w:cols w:space="720"/>
@@ -4994,7 +4772,7 @@
 </file>
 
 <file path=word/endnotes.xml><?xml version="1.0" encoding="utf-8"?>
-<w:endnotes xmlns:wpc="http://schemas.microsoft.com/office/word/2010/wordprocessingCanvas" xmlns:cx="http://schemas.microsoft.com/office/drawing/2014/chartex" xmlns:cx1="http://schemas.microsoft.com/office/drawing/2015/9/8/chartex" xmlns:cx2="http://schemas.microsoft.com/office/drawing/2015/10/21/chartex" xmlns:cx3="http://schemas.microsoft.com/office/drawing/2016/5/9/chartex" xmlns:cx4="http://schemas.microsoft.com/office/drawing/2016/5/10/chartex" xmlns:cx5="http://schemas.microsoft.com/office/drawing/2016/5/11/chartex" xmlns:cx6="http://schemas.microsoft.com/office/drawing/2016/5/12/chartex" xmlns:cx7="http://schemas.microsoft.com/office/drawing/2016/5/13/chartex" xmlns:cx8="http://schemas.microsoft.com/office/drawing/2016/5/14/chartex" xmlns:mc="http://schemas.openxmlformats.org/markup-compatibility/2006" xmlns:aink="http://schemas.microsoft.com/office/drawing/2016/ink" xmlns:am3d="http://schemas.microsoft.com/office/drawing/2017/model3d" xmlns:o="urn:schemas-microsoft-com:office:office" xmlns:oel="http://schemas.microsoft.com/office/2019/extlst" xmlns:r="http://schemas.openxmlformats.org/officeDocument/2006/relationships" xmlns:m="http://schemas.openxmlformats.org/officeDocument/2006/math" xmlns:v="urn:schemas-microsoft-com:vml" xmlns:wp14="http://schemas.microsoft.com/office/word/2010/wordprocessingDrawing" xmlns:wp="http://schemas.openxmlformats.org/drawingml/2006/wordprocessingDrawing" xmlns:w10="urn:schemas-microsoft-com:office:word" xmlns:w="http://schemas.openxmlformats.org/wordprocessingml/2006/main" xmlns:w14="http://schemas.microsoft.com/office/word/2010/wordml" xmlns:w15="http://schemas.microsoft.com/office/word/2012/wordml" xmlns:w16cex="http://schemas.microsoft.com/office/word/2018/wordml/cex" xmlns:w16cid="http://schemas.microsoft.com/office/word/2016/wordml/cid" xmlns:w16="http://schemas.microsoft.com/office/word/2018/wordml" xmlns:w16du="http://schemas.microsoft.com/office/word/2023/wordml/word16du" xmlns:w16sdtdh="http://schemas.microsoft.com/office/word/2020/wordml/sdtdatahash" xmlns:w16sdtfl="http://schemas.microsoft.com/office/word/2024/wordml/sdtformatlock" xmlns:w16se="http://schemas.microsoft.com/office/word/2015/wordml/symex" xmlns:wpg="http://schemas.microsoft.com/office/word/2010/wordprocessingGroup" xmlns:wpi="http://schemas.microsoft.com/office/word/2010/wordprocessingInk" xmlns:wne="http://schemas.microsoft.com/office/word/2006/wordml" xmlns:wps="http://schemas.microsoft.com/office/word/2010/wordprocessingShape" mc:Ignorable="w14 w15 w16se w16cid w16 w16cex w16sdtdh w16sdtfl w16du wp14">
+<w:endnotes xmlns:wpc="http://schemas.microsoft.com/office/word/2010/wordprocessingCanvas" xmlns:cx="http://schemas.microsoft.com/office/drawing/2014/chartex" xmlns:cx1="http://schemas.microsoft.com/office/drawing/2015/9/8/chartex" xmlns:cx2="http://schemas.microsoft.com/office/drawing/2015/10/21/chartex" xmlns:cx3="http://schemas.microsoft.com/office/drawing/2016/5/9/chartex" xmlns:cx4="http://schemas.microsoft.com/office/drawing/2016/5/10/chartex" xmlns:cx5="http://schemas.microsoft.com/office/drawing/2016/5/11/chartex" xmlns:cx6="http://schemas.microsoft.com/office/drawing/2016/5/12/chartex" xmlns:cx7="http://schemas.microsoft.com/office/drawing/2016/5/13/chartex" xmlns:cx8="http://schemas.microsoft.com/office/drawing/2016/5/14/chartex" xmlns:mc="http://schemas.openxmlformats.org/markup-compatibility/2006" xmlns:m="http://schemas.openxmlformats.org/officeDocument/2006/math" xmlns:aink="http://schemas.microsoft.com/office/drawing/2016/ink" xmlns:am3d="http://schemas.microsoft.com/office/drawing/2017/model3d" xmlns:oel="http://schemas.microsoft.com/office/2019/extlst" xmlns:r="http://schemas.openxmlformats.org/officeDocument/2006/relationships" xmlns:wp14="http://schemas.microsoft.com/office/word/2010/wordprocessingDrawing" xmlns:wp="http://schemas.openxmlformats.org/drawingml/2006/wordprocessingDrawing" xmlns:wpg="http://schemas.microsoft.com/office/word/2010/wordprocessingGroup" xmlns:wpi="http://schemas.microsoft.com/office/word/2010/wordprocessingInk" xmlns:wps="http://schemas.microsoft.com/office/word/2010/wordprocessingShape" xmlns:o="urn:schemas-microsoft-com:office:office" xmlns:v="urn:schemas-microsoft-com:vml" xmlns:w10="urn:schemas-microsoft-com:office:word" xmlns:w="http://schemas.openxmlformats.org/wordprocessingml/2006/main" xmlns:w14="http://schemas.microsoft.com/office/word/2010/wordml" xmlns:w15="http://schemas.microsoft.com/office/word/2012/wordml" xmlns:w16cei="http://schemas.microsoft.com/office/word/2026/wordml/cei" xmlns:w16cex="http://schemas.microsoft.com/office/word/2018/wordml/cex" xmlns:w16cid="http://schemas.microsoft.com/office/word/2016/wordml/cid" xmlns:w16="http://schemas.microsoft.com/office/word/2018/wordml" xmlns:w16sdtdh="http://schemas.microsoft.com/office/word/2020/wordml/sdtdatahash" xmlns:w16sdtfl="http://schemas.microsoft.com/office/word/2024/wordml/sdtformatlock" xmlns:w16se="http://schemas.microsoft.com/office/word/2015/wordml/symex" xmlns:w16du="http://schemas.microsoft.com/office/word/2023/wordml/word16du" xmlns:wne="http://schemas.microsoft.com/office/word/2006/wordml" mc:Ignorable="w14 w15 w16se w16cid w16 w16cex w16sdtdh w16sdtfl w16du wp14">
   <w:endnote w:type="separator" w:id="-1">
     <w:p>
       <w:pPr>
@@ -5019,7 +4797,7 @@
 </file>
 
 <file path=word/footer1.xml><?xml version="1.0" encoding="utf-8"?>
-<w:ftr xmlns:wpc="http://schemas.microsoft.com/office/word/2010/wordprocessingCanvas" xmlns:cx="http://schemas.microsoft.com/office/drawing/2014/chartex" xmlns:cx1="http://schemas.microsoft.com/office/drawing/2015/9/8/chartex" xmlns:cx2="http://schemas.microsoft.com/office/drawing/2015/10/21/chartex" xmlns:cx3="http://schemas.microsoft.com/office/drawing/2016/5/9/chartex" xmlns:cx4="http://schemas.microsoft.com/office/drawing/2016/5/10/chartex" xmlns:cx5="http://schemas.microsoft.com/office/drawing/2016/5/11/chartex" xmlns:cx6="http://schemas.microsoft.com/office/drawing/2016/5/12/chartex" xmlns:cx7="http://schemas.microsoft.com/office/drawing/2016/5/13/chartex" xmlns:cx8="http://schemas.microsoft.com/office/drawing/2016/5/14/chartex" xmlns:mc="http://schemas.openxmlformats.org/markup-compatibility/2006" xmlns:aink="http://schemas.microsoft.com/office/drawing/2016/ink" xmlns:am3d="http://schemas.microsoft.com/office/drawing/2017/model3d" xmlns:o="urn:schemas-microsoft-com:office:office" xmlns:oel="http://schemas.microsoft.com/office/2019/extlst" xmlns:r="http://schemas.openxmlformats.org/officeDocument/2006/relationships" xmlns:m="http://schemas.openxmlformats.org/officeDocument/2006/math" xmlns:v="urn:schemas-microsoft-com:vml" xmlns:wp14="http://schemas.microsoft.com/office/word/2010/wordprocessingDrawing" xmlns:wp="http://schemas.openxmlformats.org/drawingml/2006/wordprocessingDrawing" xmlns:w10="urn:schemas-microsoft-com:office:word" xmlns:w="http://schemas.openxmlformats.org/wordprocessingml/2006/main" xmlns:w14="http://schemas.microsoft.com/office/word/2010/wordml" xmlns:w15="http://schemas.microsoft.com/office/word/2012/wordml" xmlns:w16cex="http://schemas.microsoft.com/office/word/2018/wordml/cex" xmlns:w16cid="http://schemas.microsoft.com/office/word/2016/wordml/cid" xmlns:w16="http://schemas.microsoft.com/office/word/2018/wordml" xmlns:w16du="http://schemas.microsoft.com/office/word/2023/wordml/word16du" xmlns:w16sdtdh="http://schemas.microsoft.com/office/word/2020/wordml/sdtdatahash" xmlns:w16sdtfl="http://schemas.microsoft.com/office/word/2024/wordml/sdtformatlock" xmlns:w16se="http://schemas.microsoft.com/office/word/2015/wordml/symex" xmlns:wpg="http://schemas.microsoft.com/office/word/2010/wordprocessingGroup" xmlns:wpi="http://schemas.microsoft.com/office/word/2010/wordprocessingInk" xmlns:wne="http://schemas.microsoft.com/office/word/2006/wordml" xmlns:wps="http://schemas.microsoft.com/office/word/2010/wordprocessingShape" mc:Ignorable="w14 w15 w16se w16cid w16 w16cex w16sdtdh w16sdtfl w16du wp14">
+<w:ftr xmlns:wpc="http://schemas.microsoft.com/office/word/2010/wordprocessingCanvas" xmlns:cx="http://schemas.microsoft.com/office/drawing/2014/chartex" xmlns:cx1="http://schemas.microsoft.com/office/drawing/2015/9/8/chartex" xmlns:cx2="http://schemas.microsoft.com/office/drawing/2015/10/21/chartex" xmlns:cx3="http://schemas.microsoft.com/office/drawing/2016/5/9/chartex" xmlns:cx4="http://schemas.microsoft.com/office/drawing/2016/5/10/chartex" xmlns:cx5="http://schemas.microsoft.com/office/drawing/2016/5/11/chartex" xmlns:cx6="http://schemas.microsoft.com/office/drawing/2016/5/12/chartex" xmlns:cx7="http://schemas.microsoft.com/office/drawing/2016/5/13/chartex" xmlns:cx8="http://schemas.microsoft.com/office/drawing/2016/5/14/chartex" xmlns:mc="http://schemas.openxmlformats.org/markup-compatibility/2006" xmlns:m="http://schemas.openxmlformats.org/officeDocument/2006/math" xmlns:aink="http://schemas.microsoft.com/office/drawing/2016/ink" xmlns:am3d="http://schemas.microsoft.com/office/drawing/2017/model3d" xmlns:oel="http://schemas.microsoft.com/office/2019/extlst" xmlns:r="http://schemas.openxmlformats.org/officeDocument/2006/relationships" xmlns:wp14="http://schemas.microsoft.com/office/word/2010/wordprocessingDrawing" xmlns:wp="http://schemas.openxmlformats.org/drawingml/2006/wordprocessingDrawing" xmlns:wpg="http://schemas.microsoft.com/office/word/2010/wordprocessingGroup" xmlns:wpi="http://schemas.microsoft.com/office/word/2010/wordprocessingInk" xmlns:wps="http://schemas.microsoft.com/office/word/2010/wordprocessingShape" xmlns:o="urn:schemas-microsoft-com:office:office" xmlns:v="urn:schemas-microsoft-com:vml" xmlns:w10="urn:schemas-microsoft-com:office:word" xmlns:w="http://schemas.openxmlformats.org/wordprocessingml/2006/main" xmlns:w14="http://schemas.microsoft.com/office/word/2010/wordml" xmlns:w15="http://schemas.microsoft.com/office/word/2012/wordml" xmlns:w16cei="http://schemas.microsoft.com/office/word/2026/wordml/cei" xmlns:w16cex="http://schemas.microsoft.com/office/word/2018/wordml/cex" xmlns:w16cid="http://schemas.microsoft.com/office/word/2016/wordml/cid" xmlns:w16="http://schemas.microsoft.com/office/word/2018/wordml" xmlns:w16sdtdh="http://schemas.microsoft.com/office/word/2020/wordml/sdtdatahash" xmlns:w16sdtfl="http://schemas.microsoft.com/office/word/2024/wordml/sdtformatlock" xmlns:w16se="http://schemas.microsoft.com/office/word/2015/wordml/symex" xmlns:w16du="http://schemas.microsoft.com/office/word/2023/wordml/word16du" xmlns:wne="http://schemas.microsoft.com/office/word/2006/wordml" mc:Ignorable="w14 w15 w16se w16cid w16 w16cex w16sdtdh w16sdtfl w16du wp14">
   <w:p>
     <w:pPr>
       <w:pStyle w:val="Voettekst"/>
@@ -5075,7 +4853,7 @@
 </file>
 
 <file path=word/footnotes.xml><?xml version="1.0" encoding="utf-8"?>
-<w:footnotes xmlns:wpc="http://schemas.microsoft.com/office/word/2010/wordprocessingCanvas" xmlns:cx="http://schemas.microsoft.com/office/drawing/2014/chartex" xmlns:cx1="http://schemas.microsoft.com/office/drawing/2015/9/8/chartex" xmlns:cx2="http://schemas.microsoft.com/office/drawing/2015/10/21/chartex" xmlns:cx3="http://schemas.microsoft.com/office/drawing/2016/5/9/chartex" xmlns:cx4="http://schemas.microsoft.com/office/drawing/2016/5/10/chartex" xmlns:cx5="http://schemas.microsoft.com/office/drawing/2016/5/11/chartex" xmlns:cx6="http://schemas.microsoft.com/office/drawing/2016/5/12/chartex" xmlns:cx7="http://schemas.microsoft.com/office/drawing/2016/5/13/chartex" xmlns:cx8="http://schemas.microsoft.com/office/drawing/2016/5/14/chartex" xmlns:mc="http://schemas.openxmlformats.org/markup-compatibility/2006" xmlns:aink="http://schemas.microsoft.com/office/drawing/2016/ink" xmlns:am3d="http://schemas.microsoft.com/office/drawing/2017/model3d" xmlns:o="urn:schemas-microsoft-com:office:office" xmlns:oel="http://schemas.microsoft.com/office/2019/extlst" xmlns:r="http://schemas.openxmlformats.org/officeDocument/2006/relationships" xmlns:m="http://schemas.openxmlformats.org/officeDocument/2006/math" xmlns:v="urn:schemas-microsoft-com:vml" xmlns:wp14="http://schemas.microsoft.com/office/word/2010/wordprocessingDrawing" xmlns:wp="http://schemas.openxmlformats.org/drawingml/2006/wordprocessingDrawing" xmlns:w10="urn:schemas-microsoft-com:office:word" xmlns:w="http://schemas.openxmlformats.org/wordprocessingml/2006/main" xmlns:w14="http://schemas.microsoft.com/office/word/2010/wordml" xmlns:w15="http://schemas.microsoft.com/office/word/2012/wordml" xmlns:w16cex="http://schemas.microsoft.com/office/word/2018/wordml/cex" xmlns:w16cid="http://schemas.microsoft.com/office/word/2016/wordml/cid" xmlns:w16="http://schemas.microsoft.com/office/word/2018/wordml" xmlns:w16du="http://schemas.microsoft.com/office/word/2023/wordml/word16du" xmlns:w16sdtdh="http://schemas.microsoft.com/office/word/2020/wordml/sdtdatahash" xmlns:w16sdtfl="http://schemas.microsoft.com/office/word/2024/wordml/sdtformatlock" xmlns:w16se="http://schemas.microsoft.com/office/word/2015/wordml/symex" xmlns:wpg="http://schemas.microsoft.com/office/word/2010/wordprocessingGroup" xmlns:wpi="http://schemas.microsoft.com/office/word/2010/wordprocessingInk" xmlns:wne="http://schemas.microsoft.com/office/word/2006/wordml" xmlns:wps="http://schemas.microsoft.com/office/word/2010/wordprocessingShape" mc:Ignorable="w14 w15 w16se w16cid w16 w16cex w16sdtdh w16sdtfl w16du wp14">
+<w:footnotes xmlns:wpc="http://schemas.microsoft.com/office/word/2010/wordprocessingCanvas" xmlns:cx="http://schemas.microsoft.com/office/drawing/2014/chartex" xmlns:cx1="http://schemas.microsoft.com/office/drawing/2015/9/8/chartex" xmlns:cx2="http://schemas.microsoft.com/office/drawing/2015/10/21/chartex" xmlns:cx3="http://schemas.microsoft.com/office/drawing/2016/5/9/chartex" xmlns:cx4="http://schemas.microsoft.com/office/drawing/2016/5/10/chartex" xmlns:cx5="http://schemas.microsoft.com/office/drawing/2016/5/11/chartex" xmlns:cx6="http://schemas.microsoft.com/office/drawing/2016/5/12/chartex" xmlns:cx7="http://schemas.microsoft.com/office/drawing/2016/5/13/chartex" xmlns:cx8="http://schemas.microsoft.com/office/drawing/2016/5/14/chartex" xmlns:mc="http://schemas.openxmlformats.org/markup-compatibility/2006" xmlns:m="http://schemas.openxmlformats.org/officeDocument/2006/math" xmlns:aink="http://schemas.microsoft.com/office/drawing/2016/ink" xmlns:am3d="http://schemas.microsoft.com/office/drawing/2017/model3d" xmlns:oel="http://schemas.microsoft.com/office/2019/extlst" xmlns:r="http://schemas.openxmlformats.org/officeDocument/2006/relationships" xmlns:wp14="http://schemas.microsoft.com/office/word/2010/wordprocessingDrawing" xmlns:wp="http://schemas.openxmlformats.org/drawingml/2006/wordprocessingDrawing" xmlns:wpg="http://schemas.microsoft.com/office/word/2010/wordprocessingGroup" xmlns:wpi="http://schemas.microsoft.com/office/word/2010/wordprocessingInk" xmlns:wps="http://schemas.microsoft.com/office/word/2010/wordprocessingShape" xmlns:o="urn:schemas-microsoft-com:office:office" xmlns:v="urn:schemas-microsoft-com:vml" xmlns:w10="urn:schemas-microsoft-com:office:word" xmlns:w="http://schemas.openxmlformats.org/wordprocessingml/2006/main" xmlns:w14="http://schemas.microsoft.com/office/word/2010/wordml" xmlns:w15="http://schemas.microsoft.com/office/word/2012/wordml" xmlns:w16cei="http://schemas.microsoft.com/office/word/2026/wordml/cei" xmlns:w16cex="http://schemas.microsoft.com/office/word/2018/wordml/cex" xmlns:w16cid="http://schemas.microsoft.com/office/word/2016/wordml/cid" xmlns:w16="http://schemas.microsoft.com/office/word/2018/wordml" xmlns:w16sdtdh="http://schemas.microsoft.com/office/word/2020/wordml/sdtdatahash" xmlns:w16sdtfl="http://schemas.microsoft.com/office/word/2024/wordml/sdtformatlock" xmlns:w16se="http://schemas.microsoft.com/office/word/2015/wordml/symex" xmlns:w16du="http://schemas.microsoft.com/office/word/2023/wordml/word16du" xmlns:wne="http://schemas.microsoft.com/office/word/2006/wordml" mc:Ignorable="w14 w15 w16se w16cid w16 w16cex w16sdtdh w16sdtfl w16du wp14">
   <w:footnote w:type="separator" w:id="-1">
     <w:p>
       <w:pPr>
@@ -5100,7 +4878,7 @@
 </file>
 
 <file path=word/header1.xml><?xml version="1.0" encoding="utf-8"?>
-<w:hdr xmlns:wpc="http://schemas.microsoft.com/office/word/2010/wordprocessingCanvas" xmlns:cx="http://schemas.microsoft.com/office/drawing/2014/chartex" xmlns:cx1="http://schemas.microsoft.com/office/drawing/2015/9/8/chartex" xmlns:cx2="http://schemas.microsoft.com/office/drawing/2015/10/21/chartex" xmlns:cx3="http://schemas.microsoft.com/office/drawing/2016/5/9/chartex" xmlns:cx4="http://schemas.microsoft.com/office/drawing/2016/5/10/chartex" xmlns:cx5="http://schemas.microsoft.com/office/drawing/2016/5/11/chartex" xmlns:cx6="http://schemas.microsoft.com/office/drawing/2016/5/12/chartex" xmlns:cx7="http://schemas.microsoft.com/office/drawing/2016/5/13/chartex" xmlns:cx8="http://schemas.microsoft.com/office/drawing/2016/5/14/chartex" xmlns:mc="http://schemas.openxmlformats.org/markup-compatibility/2006" xmlns:aink="http://schemas.microsoft.com/office/drawing/2016/ink" xmlns:am3d="http://schemas.microsoft.com/office/drawing/2017/model3d" xmlns:o="urn:schemas-microsoft-com:office:office" xmlns:oel="http://schemas.microsoft.com/office/2019/extlst" xmlns:r="http://schemas.openxmlformats.org/officeDocument/2006/relationships" xmlns:m="http://schemas.openxmlformats.org/officeDocument/2006/math" xmlns:v="urn:schemas-microsoft-com:vml" xmlns:wp14="http://schemas.microsoft.com/office/word/2010/wordprocessingDrawing" xmlns:wp="http://schemas.openxmlformats.org/drawingml/2006/wordprocessingDrawing" xmlns:w10="urn:schemas-microsoft-com:office:word" xmlns:w="http://schemas.openxmlformats.org/wordprocessingml/2006/main" xmlns:w14="http://schemas.microsoft.com/office/word/2010/wordml" xmlns:w15="http://schemas.microsoft.com/office/word/2012/wordml" xmlns:w16cex="http://schemas.microsoft.com/office/word/2018/wordml/cex" xmlns:w16cid="http://schemas.microsoft.com/office/word/2016/wordml/cid" xmlns:w16="http://schemas.microsoft.com/office/word/2018/wordml" xmlns:w16du="http://schemas.microsoft.com/office/word/2023/wordml/word16du" xmlns:w16sdtdh="http://schemas.microsoft.com/office/word/2020/wordml/sdtdatahash" xmlns:w16sdtfl="http://schemas.microsoft.com/office/word/2024/wordml/sdtformatlock" xmlns:w16se="http://schemas.microsoft.com/office/word/2015/wordml/symex" xmlns:wpg="http://schemas.microsoft.com/office/word/2010/wordprocessingGroup" xmlns:wpi="http://schemas.microsoft.com/office/word/2010/wordprocessingInk" xmlns:wne="http://schemas.microsoft.com/office/word/2006/wordml" xmlns:wps="http://schemas.microsoft.com/office/word/2010/wordprocessingShape" mc:Ignorable="w14 w15 w16se w16cid w16 w16cex w16sdtdh w16sdtfl w16du wp14">
+<w:hdr xmlns:wpc="http://schemas.microsoft.com/office/word/2010/wordprocessingCanvas" xmlns:cx="http://schemas.microsoft.com/office/drawing/2014/chartex" xmlns:cx1="http://schemas.microsoft.com/office/drawing/2015/9/8/chartex" xmlns:cx2="http://schemas.microsoft.com/office/drawing/2015/10/21/chartex" xmlns:cx3="http://schemas.microsoft.com/office/drawing/2016/5/9/chartex" xmlns:cx4="http://schemas.microsoft.com/office/drawing/2016/5/10/chartex" xmlns:cx5="http://schemas.microsoft.com/office/drawing/2016/5/11/chartex" xmlns:cx6="http://schemas.microsoft.com/office/drawing/2016/5/12/chartex" xmlns:cx7="http://schemas.microsoft.com/office/drawing/2016/5/13/chartex" xmlns:cx8="http://schemas.microsoft.com/office/drawing/2016/5/14/chartex" xmlns:mc="http://schemas.openxmlformats.org/markup-compatibility/2006" xmlns:m="http://schemas.openxmlformats.org/officeDocument/2006/math" xmlns:aink="http://schemas.microsoft.com/office/drawing/2016/ink" xmlns:am3d="http://schemas.microsoft.com/office/drawing/2017/model3d" xmlns:oel="http://schemas.microsoft.com/office/2019/extlst" xmlns:r="http://schemas.openxmlformats.org/officeDocument/2006/relationships" xmlns:wp14="http://schemas.microsoft.com/office/word/2010/wordprocessingDrawing" xmlns:wp="http://schemas.openxmlformats.org/drawingml/2006/wordprocessingDrawing" xmlns:wpg="http://schemas.microsoft.com/office/word/2010/wordprocessingGroup" xmlns:wpi="http://schemas.microsoft.com/office/word/2010/wordprocessingInk" xmlns:wps="http://schemas.microsoft.com/office/word/2010/wordprocessingShape" xmlns:o="urn:schemas-microsoft-com:office:office" xmlns:v="urn:schemas-microsoft-com:vml" xmlns:w10="urn:schemas-microsoft-com:office:word" xmlns:w="http://schemas.openxmlformats.org/wordprocessingml/2006/main" xmlns:w14="http://schemas.microsoft.com/office/word/2010/wordml" xmlns:w15="http://schemas.microsoft.com/office/word/2012/wordml" xmlns:w16cei="http://schemas.microsoft.com/office/word/2026/wordml/cei" xmlns:w16cex="http://schemas.microsoft.com/office/word/2018/wordml/cex" xmlns:w16cid="http://schemas.microsoft.com/office/word/2016/wordml/cid" xmlns:w16="http://schemas.microsoft.com/office/word/2018/wordml" xmlns:w16sdtdh="http://schemas.microsoft.com/office/word/2020/wordml/sdtdatahash" xmlns:w16sdtfl="http://schemas.microsoft.com/office/word/2024/wordml/sdtformatlock" xmlns:w16se="http://schemas.microsoft.com/office/word/2015/wordml/symex" xmlns:w16du="http://schemas.microsoft.com/office/word/2023/wordml/word16du" xmlns:wne="http://schemas.microsoft.com/office/word/2006/wordml" mc:Ignorable="w14 w15 w16se w16cid w16 w16cex w16sdtdh w16sdtfl w16du wp14">
   <w:p>
     <w:pPr>
       <w:pStyle w:val="Koptekst"/>
@@ -5137,7 +4915,7 @@
 </file>
 
 <file path=word/header2.xml><?xml version="1.0" encoding="utf-8"?>
-<w:hdr xmlns:wpc="http://schemas.microsoft.com/office/word/2010/wordprocessingCanvas" xmlns:cx="http://schemas.microsoft.com/office/drawing/2014/chartex" xmlns:cx1="http://schemas.microsoft.com/office/drawing/2015/9/8/chartex" xmlns:cx2="http://schemas.microsoft.com/office/drawing/2015/10/21/chartex" xmlns:cx3="http://schemas.microsoft.com/office/drawing/2016/5/9/chartex" xmlns:cx4="http://schemas.microsoft.com/office/drawing/2016/5/10/chartex" xmlns:cx5="http://schemas.microsoft.com/office/drawing/2016/5/11/chartex" xmlns:cx6="http://schemas.microsoft.com/office/drawing/2016/5/12/chartex" xmlns:cx7="http://schemas.microsoft.com/office/drawing/2016/5/13/chartex" xmlns:cx8="http://schemas.microsoft.com/office/drawing/2016/5/14/chartex" xmlns:mc="http://schemas.openxmlformats.org/markup-compatibility/2006" xmlns:aink="http://schemas.microsoft.com/office/drawing/2016/ink" xmlns:am3d="http://schemas.microsoft.com/office/drawing/2017/model3d" xmlns:o="urn:schemas-microsoft-com:office:office" xmlns:oel="http://schemas.microsoft.com/office/2019/extlst" xmlns:r="http://schemas.openxmlformats.org/officeDocument/2006/relationships" xmlns:m="http://schemas.openxmlformats.org/officeDocument/2006/math" xmlns:v="urn:schemas-microsoft-com:vml" xmlns:wp14="http://schemas.microsoft.com/office/word/2010/wordprocessingDrawing" xmlns:wp="http://schemas.openxmlformats.org/drawingml/2006/wordprocessingDrawing" xmlns:w10="urn:schemas-microsoft-com:office:word" xmlns:w="http://schemas.openxmlformats.org/wordprocessingml/2006/main" xmlns:w14="http://schemas.microsoft.com/office/word/2010/wordml" xmlns:w15="http://schemas.microsoft.com/office/word/2012/wordml" xmlns:w16cex="http://schemas.microsoft.com/office/word/2018/wordml/cex" xmlns:w16cid="http://schemas.microsoft.com/office/word/2016/wordml/cid" xmlns:w16="http://schemas.microsoft.com/office/word/2018/wordml" xmlns:w16du="http://schemas.microsoft.com/office/word/2023/wordml/word16du" xmlns:w16sdtdh="http://schemas.microsoft.com/office/word/2020/wordml/sdtdatahash" xmlns:w16sdtfl="http://schemas.microsoft.com/office/word/2024/wordml/sdtformatlock" xmlns:w16se="http://schemas.microsoft.com/office/word/2015/wordml/symex" xmlns:wpg="http://schemas.microsoft.com/office/word/2010/wordprocessingGroup" xmlns:wpi="http://schemas.microsoft.com/office/word/2010/wordprocessingInk" xmlns:wne="http://schemas.microsoft.com/office/word/2006/wordml" xmlns:wps="http://schemas.microsoft.com/office/word/2010/wordprocessingShape" mc:Ignorable="w14 w15 w16se w16cid w16 w16cex w16sdtdh w16sdtfl w16du wp14">
+<w:hdr xmlns:wpc="http://schemas.microsoft.com/office/word/2010/wordprocessingCanvas" xmlns:cx="http://schemas.microsoft.com/office/drawing/2014/chartex" xmlns:cx1="http://schemas.microsoft.com/office/drawing/2015/9/8/chartex" xmlns:cx2="http://schemas.microsoft.com/office/drawing/2015/10/21/chartex" xmlns:cx3="http://schemas.microsoft.com/office/drawing/2016/5/9/chartex" xmlns:cx4="http://schemas.microsoft.com/office/drawing/2016/5/10/chartex" xmlns:cx5="http://schemas.microsoft.com/office/drawing/2016/5/11/chartex" xmlns:cx6="http://schemas.microsoft.com/office/drawing/2016/5/12/chartex" xmlns:cx7="http://schemas.microsoft.com/office/drawing/2016/5/13/chartex" xmlns:cx8="http://schemas.microsoft.com/office/drawing/2016/5/14/chartex" xmlns:mc="http://schemas.openxmlformats.org/markup-compatibility/2006" xmlns:m="http://schemas.openxmlformats.org/officeDocument/2006/math" xmlns:aink="http://schemas.microsoft.com/office/drawing/2016/ink" xmlns:am3d="http://schemas.microsoft.com/office/drawing/2017/model3d" xmlns:oel="http://schemas.microsoft.com/office/2019/extlst" xmlns:r="http://schemas.openxmlformats.org/officeDocument/2006/relationships" xmlns:wp14="http://schemas.microsoft.com/office/word/2010/wordprocessingDrawing" xmlns:wp="http://schemas.openxmlformats.org/drawingml/2006/wordprocessingDrawing" xmlns:wpg="http://schemas.microsoft.com/office/word/2010/wordprocessingGroup" xmlns:wpi="http://schemas.microsoft.com/office/word/2010/wordprocessingInk" xmlns:wps="http://schemas.microsoft.com/office/word/2010/wordprocessingShape" xmlns:o="urn:schemas-microsoft-com:office:office" xmlns:v="urn:schemas-microsoft-com:vml" xmlns:w10="urn:schemas-microsoft-com:office:word" xmlns:w="http://schemas.openxmlformats.org/wordprocessingml/2006/main" xmlns:w14="http://schemas.microsoft.com/office/word/2010/wordml" xmlns:w15="http://schemas.microsoft.com/office/word/2012/wordml" xmlns:w16cei="http://schemas.microsoft.com/office/word/2026/wordml/cei" xmlns:w16cex="http://schemas.microsoft.com/office/word/2018/wordml/cex" xmlns:w16cid="http://schemas.microsoft.com/office/word/2016/wordml/cid" xmlns:w16="http://schemas.microsoft.com/office/word/2018/wordml" xmlns:w16sdtdh="http://schemas.microsoft.com/office/word/2020/wordml/sdtdatahash" xmlns:w16sdtfl="http://schemas.microsoft.com/office/word/2024/wordml/sdtformatlock" xmlns:w16se="http://schemas.microsoft.com/office/word/2015/wordml/symex" xmlns:w16du="http://schemas.microsoft.com/office/word/2023/wordml/word16du" xmlns:wne="http://schemas.microsoft.com/office/word/2006/wordml" mc:Ignorable="w14 w15 w16se w16cid w16 w16cex w16sdtdh w16sdtfl w16du wp14">
   <w:p>
     <w:pPr>
       <w:pStyle w:val="Koptekst"/>
@@ -5197,7 +4975,7 @@
 </file>
 
 <file path=word/styles.xml><?xml version="1.0" encoding="utf-8"?>
-<w:styles xmlns:mc="http://schemas.openxmlformats.org/markup-compatibility/2006" xmlns:r="http://schemas.openxmlformats.org/officeDocument/2006/relationships" xmlns:w="http://schemas.openxmlformats.org/wordprocessingml/2006/main" xmlns:w14="http://schemas.microsoft.com/office/word/2010/wordml" xmlns:w15="http://schemas.microsoft.com/office/word/2012/wordml" xmlns:w16cex="http://schemas.microsoft.com/office/word/2018/wordml/cex" xmlns:w16cid="http://schemas.microsoft.com/office/word/2016/wordml/cid" xmlns:w16="http://schemas.microsoft.com/office/word/2018/wordml" xmlns:w16du="http://schemas.microsoft.com/office/word/2023/wordml/word16du" xmlns:w16sdtdh="http://schemas.microsoft.com/office/word/2020/wordml/sdtdatahash" xmlns:w16sdtfl="http://schemas.microsoft.com/office/word/2024/wordml/sdtformatlock" xmlns:w16se="http://schemas.microsoft.com/office/word/2015/wordml/symex" mc:Ignorable="w14 w15 w16se w16cid w16 w16cex w16sdtdh w16sdtfl w16du">
+<w:styles xmlns:mc="http://schemas.openxmlformats.org/markup-compatibility/2006" xmlns:r="http://schemas.openxmlformats.org/officeDocument/2006/relationships" xmlns:w="http://schemas.openxmlformats.org/wordprocessingml/2006/main" xmlns:w14="http://schemas.microsoft.com/office/word/2010/wordml" xmlns:w15="http://schemas.microsoft.com/office/word/2012/wordml" xmlns:w16cex="http://schemas.microsoft.com/office/word/2018/wordml/cex" xmlns:w16cid="http://schemas.microsoft.com/office/word/2016/wordml/cid" xmlns:w16="http://schemas.microsoft.com/office/word/2018/wordml" xmlns:w16sdtdh="http://schemas.microsoft.com/office/word/2020/wordml/sdtdatahash" xmlns:w16sdtfl="http://schemas.microsoft.com/office/word/2024/wordml/sdtformatlock" xmlns:w16se="http://schemas.microsoft.com/office/word/2015/wordml/symex" xmlns:w16du="http://schemas.microsoft.com/office/word/2023/wordml/word16du" mc:Ignorable="w14 w15 w16se w16cid w16 w16cex w16sdtdh w16sdtfl w16du">
   <w:docDefaults>
     <w:rPrDefault>
       <w:rPr>
